--- a/report/docx/notification/worker_notification.docx
+++ b/report/docx/notification/worker_notification.docx
@@ -1,6 +1,6 @@
 
 <file path=word/document.xml><?xml version="1.0" encoding="utf-8"?>
-<w:document xmlns:wpc="http://schemas.microsoft.com/office/word/2010/wordprocessingCanvas" xmlns:cx="http://schemas.microsoft.com/office/drawing/2014/chartex" xmlns:cx1="http://schemas.microsoft.com/office/drawing/2015/9/8/chartex" xmlns:cx2="http://schemas.microsoft.com/office/drawing/2015/10/21/chartex" xmlns:cx3="http://schemas.microsoft.com/office/drawing/2016/5/9/chartex" xmlns:cx4="http://schemas.microsoft.com/office/drawing/2016/5/10/chartex" xmlns:cx5="http://schemas.microsoft.com/office/drawing/2016/5/11/chartex" xmlns:cx6="http://schemas.microsoft.com/office/drawing/2016/5/12/chartex" xmlns:cx7="http://schemas.microsoft.com/office/drawing/2016/5/13/chartex" xmlns:cx8="http://schemas.microsoft.com/office/drawing/2016/5/14/chartex" xmlns:mc="http://schemas.openxmlformats.org/markup-compatibility/2006" xmlns:aink="http://schemas.microsoft.com/office/drawing/2016/ink" xmlns:am3d="http://schemas.microsoft.com/office/drawing/2017/model3d" xmlns:o="urn:schemas-microsoft-com:office:office" xmlns:r="http://schemas.openxmlformats.org/officeDocument/2006/relationships" xmlns:m="http://schemas.openxmlformats.org/officeDocument/2006/math" xmlns:v="urn:schemas-microsoft-com:vml" xmlns:wp14="http://schemas.microsoft.com/office/word/2010/wordprocessingDrawing" xmlns:wp="http://schemas.openxmlformats.org/drawingml/2006/wordprocessingDrawing" xmlns:w10="urn:schemas-microsoft-com:office:word" xmlns:w="http://schemas.openxmlformats.org/wordprocessingml/2006/main" xmlns:w14="http://schemas.microsoft.com/office/word/2010/wordml" xmlns:w15="http://schemas.microsoft.com/office/word/2012/wordml" xmlns:w16cex="http://schemas.microsoft.com/office/word/2018/wordml/cex" xmlns:w16cid="http://schemas.microsoft.com/office/word/2016/wordml/cid" xmlns:w16="http://schemas.microsoft.com/office/word/2018/wordml" xmlns:w16sdtdh="http://schemas.microsoft.com/office/word/2020/wordml/sdtdatahash" xmlns:w16se="http://schemas.microsoft.com/office/word/2015/wordml/symex" xmlns:wpg="http://schemas.microsoft.com/office/word/2010/wordprocessingGroup" xmlns:wpi="http://schemas.microsoft.com/office/word/2010/wordprocessingInk" xmlns:wne="http://schemas.microsoft.com/office/word/2006/wordml" xmlns:wps="http://schemas.microsoft.com/office/word/2010/wordprocessingShape" mc:Ignorable="w14 w15 w16se w16cid w16 w16cex w16sdtdh wp14">
+<w:document xmlns:wpc="http://schemas.microsoft.com/office/word/2010/wordprocessingCanvas" xmlns:cx="http://schemas.microsoft.com/office/drawing/2014/chartex" xmlns:cx1="http://schemas.microsoft.com/office/drawing/2015/9/8/chartex" xmlns:cx2="http://schemas.microsoft.com/office/drawing/2015/10/21/chartex" xmlns:cx3="http://schemas.microsoft.com/office/drawing/2016/5/9/chartex" xmlns:cx4="http://schemas.microsoft.com/office/drawing/2016/5/10/chartex" xmlns:cx5="http://schemas.microsoft.com/office/drawing/2016/5/11/chartex" xmlns:cx6="http://schemas.microsoft.com/office/drawing/2016/5/12/chartex" xmlns:cx7="http://schemas.microsoft.com/office/drawing/2016/5/13/chartex" xmlns:cx8="http://schemas.microsoft.com/office/drawing/2016/5/14/chartex" xmlns:mc="http://schemas.openxmlformats.org/markup-compatibility/2006" xmlns:m="http://schemas.openxmlformats.org/officeDocument/2006/math" xmlns:aink="http://schemas.microsoft.com/office/drawing/2016/ink" xmlns:am3d="http://schemas.microsoft.com/office/drawing/2017/model3d" xmlns:oel="http://schemas.microsoft.com/office/2019/extlst" xmlns:r="http://schemas.openxmlformats.org/officeDocument/2006/relationships" xmlns:wp14="http://schemas.microsoft.com/office/word/2010/wordprocessingDrawing" xmlns:wp="http://schemas.openxmlformats.org/drawingml/2006/wordprocessingDrawing" xmlns:wpg="http://schemas.microsoft.com/office/word/2010/wordprocessingGroup" xmlns:wpi="http://schemas.microsoft.com/office/word/2010/wordprocessingInk" xmlns:wps="http://schemas.microsoft.com/office/word/2010/wordprocessingShape" xmlns:o="urn:schemas-microsoft-com:office:office" xmlns:v="urn:schemas-microsoft-com:vml" xmlns:w10="urn:schemas-microsoft-com:office:word" xmlns:w="http://schemas.openxmlformats.org/wordprocessingml/2006/main" xmlns:w14="http://schemas.microsoft.com/office/word/2010/wordml" xmlns:w15="http://schemas.microsoft.com/office/word/2012/wordml" xmlns:w16cex="http://schemas.microsoft.com/office/word/2018/wordml/cex" xmlns:w16cid="http://schemas.microsoft.com/office/word/2016/wordml/cid" xmlns:w16="http://schemas.microsoft.com/office/word/2018/wordml" xmlns:w16sdtdh="http://schemas.microsoft.com/office/word/2020/wordml/sdtdatahash" xmlns:w16sdtfl="http://schemas.microsoft.com/office/word/2024/wordml/sdtformatlock" xmlns:w16se="http://schemas.microsoft.com/office/word/2015/wordml/symex" xmlns:w16du="http://schemas.microsoft.com/office/word/2023/wordml/word16du" xmlns:wne="http://schemas.microsoft.com/office/word/2006/wordml" mc:Ignorable="w14 w15 w16se w16cid w16 w16cex w16sdtdh w16sdtfl w16du wp14">
   <w:body>
     <w:p>
       <w:pPr>
@@ -97,66 +97,149 @@
         <w:jc w:val="both"/>
       </w:pPr>
       <w:r>
-        <w:t xml:space="preserve">Определением {{courtAct}} от {{actDate}} ({{resolutionDate}}) по делу {{caseNumber}} в отношении должника {{debtorName}} ({{debtorTin}}, {{debtorOgrn}}, </w:t>
-      </w:r>
-      <w:r>
-        <w:t>{{debtorAddress}}), введена процедура наблюдения. Временным управляющим назначена {{managerName}} ({{managerTin}} {{managerSnils}}, член {{sroData}}).</w:t>
-      </w:r>
-    </w:p>
-    <w:p>
-      <w:pPr>
-        <w:ind w:firstLine="709"/>
-        <w:jc w:val="both"/>
-      </w:pPr>
-      <w:r>
-        <w:t>В соответствии со ст. 12.1 ФЗ «О несостоятельности (банкротстве)» временный управляющий {{debtorName}} ув</w:t>
-      </w:r>
-      <w:r>
-        <w:t>едомляет о проведении собрания работников, бывших работников должника. Собрание состоится {{</w:t>
-      </w:r>
-      <w:proofErr w:type="spellStart"/>
-      <w:r>
-        <w:t>meetingDate</w:t>
-      </w:r>
-      <w:proofErr w:type="spellEnd"/>
-      <w:r>
-        <w:t xml:space="preserve">}} </w:t>
-      </w:r>
-      <w:r>
-        <w:t>по адресу: {{</w:t>
-      </w:r>
-      <w:proofErr w:type="spellStart"/>
-      <w:r>
-        <w:t>meetingAddress</w:t>
-      </w:r>
-      <w:proofErr w:type="spellEnd"/>
-      <w:r>
-        <w:t>}}</w:t>
-      </w:r>
+        <w:t>Определением {{</w:t>
+      </w:r>
+      <w:proofErr w:type="spellStart"/>
+      <w:r>
+        <w:t>debtorCourtAct</w:t>
+      </w:r>
+      <w:proofErr w:type="spellEnd"/>
+      <w:r>
+        <w:t>}} от {{</w:t>
+      </w:r>
+      <w:proofErr w:type="spellStart"/>
+      <w:r>
+        <w:t>debtorActDate</w:t>
+      </w:r>
+      <w:proofErr w:type="spellEnd"/>
+      <w:r>
+        <w:t>}} ({{</w:t>
+      </w:r>
+      <w:proofErr w:type="spellStart"/>
+      <w:r>
+        <w:t>debtorResolutionDate</w:t>
+      </w:r>
+      <w:proofErr w:type="spellEnd"/>
+      <w:r>
+        <w:t>}}) по делу {{</w:t>
+      </w:r>
+      <w:proofErr w:type="spellStart"/>
+      <w:r>
+        <w:t>debtorCaseNumber</w:t>
+      </w:r>
+      <w:proofErr w:type="spellEnd"/>
+      <w:r>
+        <w:t>}} в отношении должника {{</w:t>
+      </w:r>
+      <w:proofErr w:type="spellStart"/>
+      <w:r>
+        <w:t>debtorName</w:t>
+      </w:r>
+      <w:proofErr w:type="spellEnd"/>
+      <w:r>
+        <w:t>}} ({{</w:t>
+      </w:r>
+      <w:proofErr w:type="spellStart"/>
+      <w:r>
+        <w:t>debtorT</w:t>
+      </w:r>
+      <w:proofErr w:type="spellEnd"/>
       <w:r>
         <w:rPr>
           <w:lang w:val="en-US"/>
         </w:rPr>
-        <w:t xml:space="preserve">. </w:t>
-      </w:r>
-      <w:r>
-        <w:t xml:space="preserve">Начало </w:t>
-      </w:r>
-      <w:r>
-        <w:t>в {{</w:t>
-      </w:r>
-      <w:proofErr w:type="spellStart"/>
-      <w:r>
-        <w:t>meetingTime</w:t>
-      </w:r>
-      <w:proofErr w:type="spellEnd"/>
-      <w:r>
-        <w:t>}}</w:t>
+        <w:t>IN</w:t>
+      </w:r>
+      <w:r>
+        <w:t>}}, {{</w:t>
+      </w:r>
+      <w:proofErr w:type="spellStart"/>
+      <w:r>
+        <w:t>debtorPSRN</w:t>
+      </w:r>
+      <w:proofErr w:type="spellEnd"/>
+      <w:r>
+        <w:t>}}, {{</w:t>
+      </w:r>
+      <w:proofErr w:type="spellStart"/>
+      <w:r>
+        <w:t>debtorAddress</w:t>
+      </w:r>
+      <w:proofErr w:type="spellEnd"/>
+      <w:r>
+        <w:t>}}), введена процедура наблюдения. Временным управляющим назначена {{managerName}} ({{managerT</w:t>
       </w:r>
       <w:r>
         <w:rPr>
           <w:lang w:val="en-US"/>
         </w:rPr>
+        <w:t>IN</w:t>
+      </w:r>
+      <w:r>
+        <w:t>}} {{</w:t>
+      </w:r>
+      <w:proofErr w:type="spellStart"/>
+      <w:r>
+        <w:t>managerPIPN</w:t>
+      </w:r>
+      <w:proofErr w:type="spellEnd"/>
+      <w:r>
+        <w:t>}}, член {{</w:t>
+      </w:r>
+      <w:proofErr w:type="spellStart"/>
+      <w:r>
+        <w:t>managerSD</w:t>
+      </w:r>
+      <w:proofErr w:type="spellEnd"/>
+      <w:r>
+        <w:t>}}).</w:t>
+      </w:r>
+    </w:p>
+    <w:p>
+      <w:pPr>
+        <w:ind w:firstLine="709"/>
+        <w:jc w:val="both"/>
+      </w:pPr>
+      <w:r>
+        <w:t>В соответствии со ст. 12.1 ФЗ «О несостоятельности (банкротстве)» временный управляющий {{debtorName}} уведомляет о проведении собрания работников, бывших работников должника. Собрание состоится {{</w:t>
+      </w:r>
+      <w:proofErr w:type="spellStart"/>
+      <w:r>
+        <w:t>workerMeetingDate</w:t>
+      </w:r>
+      <w:proofErr w:type="spellEnd"/>
+      <w:r>
+        <w:t xml:space="preserve">}} </w:t>
+      </w:r>
+      <w:r>
+        <w:t>по адресу: {{</w:t>
+      </w:r>
+      <w:proofErr w:type="spellStart"/>
+      <w:r>
+        <w:t>workerMeetingAddress</w:t>
+      </w:r>
+      <w:proofErr w:type="spellEnd"/>
+      <w:r>
+        <w:t>}}</w:t>
+      </w:r>
+      <w:r>
+        <w:t xml:space="preserve">. </w:t>
+      </w:r>
+      <w:r>
+        <w:t xml:space="preserve">Начало </w:t>
+      </w:r>
+      <w:r>
+        <w:t>в {{</w:t>
+      </w:r>
+      <w:proofErr w:type="spellStart"/>
+      <w:r>
+        <w:t>workerMeetingTime</w:t>
+      </w:r>
+      <w:proofErr w:type="spellEnd"/>
+      <w:r>
+        <w:t>}}</w:t>
+      </w:r>
+      <w:r>
         <w:t>.</w:t>
       </w:r>
       <w:r>
@@ -205,26 +288,39 @@
         <w:rPr>
           <w:b/>
         </w:rPr>
-        <w:t>О выборе представителя работник</w:t>
-      </w:r>
+        <w:t>О выборе представителя работников, бывших работников должника.</w:t>
+      </w:r>
+    </w:p>
+    <w:p>
+      <w:pPr>
+        <w:ind w:left="709"/>
+      </w:pPr>
+    </w:p>
+    <w:p>
+      <w:r>
+        <w:t>Начало регистрации участников собрания: {{</w:t>
+      </w:r>
+      <w:proofErr w:type="spellStart"/>
+      <w:r>
+        <w:t>workerMeetingRegistrationTimeFrom</w:t>
+      </w:r>
+      <w:proofErr w:type="spellEnd"/>
+      <w:r>
+        <w:t>}}. Окончание регистрации участников собрания: {{</w:t>
+      </w:r>
+      <w:proofErr w:type="spellStart"/>
+      <w:r>
+        <w:t>workerMeetingRegistrationTime</w:t>
+      </w:r>
+      <w:proofErr w:type="spellEnd"/>
       <w:r>
         <w:rPr>
-          <w:b/>
+          <w:lang w:val="en-US"/>
         </w:rPr>
-        <w:t>ов, бывших работников должника.</w:t>
-      </w:r>
-    </w:p>
-    <w:p>
-      <w:pPr>
-        <w:ind w:left="709"/>
-      </w:pPr>
-    </w:p>
-    <w:p>
-      <w:r>
-        <w:t>Н</w:t>
-      </w:r>
-      <w:r>
-        <w:t>ачало регистрации участников собрания: {{registrationTimeFrom}}. Окончание регистрации участников собрания: {{registrationTimeTo}}.</w:t>
+        <w:t>To</w:t>
+      </w:r>
+      <w:r>
+        <w:t>}}.</w:t>
       </w:r>
     </w:p>
     <w:p>
@@ -233,10 +329,7 @@
         <w:jc w:val="both"/>
       </w:pPr>
       <w:r>
-        <w:t>Для участия в собрании работник, бывший работник представляет документ, удостоверяющий личн</w:t>
-      </w:r>
-      <w:r>
-        <w:t>ость. В случае невозможности личного участия в собрании, представитель работника, бывшего работника имеет право участвовать в собрании по нотариально заверенной доверенности.</w:t>
+        <w:t>Для участия в собрании работник, бывший работник представляет документ, удостоверяющий личность. В случае невозможности личного участия в собрании, представитель работника, бывшего работника имеет право участвовать в собрании по нотариально заверенной доверенности.</w:t>
       </w:r>
     </w:p>
     <w:p>
@@ -343,7 +436,7 @@
 </file>
 
 <file path=word/numbering.xml><?xml version="1.0" encoding="utf-8"?>
-<w:numbering xmlns:wpc="http://schemas.microsoft.com/office/word/2010/wordprocessingCanvas" xmlns:cx="http://schemas.microsoft.com/office/drawing/2014/chartex" xmlns:cx1="http://schemas.microsoft.com/office/drawing/2015/9/8/chartex" xmlns:cx2="http://schemas.microsoft.com/office/drawing/2015/10/21/chartex" xmlns:cx3="http://schemas.microsoft.com/office/drawing/2016/5/9/chartex" xmlns:cx4="http://schemas.microsoft.com/office/drawing/2016/5/10/chartex" xmlns:cx5="http://schemas.microsoft.com/office/drawing/2016/5/11/chartex" xmlns:cx6="http://schemas.microsoft.com/office/drawing/2016/5/12/chartex" xmlns:cx7="http://schemas.microsoft.com/office/drawing/2016/5/13/chartex" xmlns:cx8="http://schemas.microsoft.com/office/drawing/2016/5/14/chartex" xmlns:mc="http://schemas.openxmlformats.org/markup-compatibility/2006" xmlns:aink="http://schemas.microsoft.com/office/drawing/2016/ink" xmlns:am3d="http://schemas.microsoft.com/office/drawing/2017/model3d" xmlns:o="urn:schemas-microsoft-com:office:office" xmlns:r="http://schemas.openxmlformats.org/officeDocument/2006/relationships" xmlns:m="http://schemas.openxmlformats.org/officeDocument/2006/math" xmlns:v="urn:schemas-microsoft-com:vml" xmlns:wp14="http://schemas.microsoft.com/office/word/2010/wordprocessingDrawing" xmlns:wp="http://schemas.openxmlformats.org/drawingml/2006/wordprocessingDrawing" xmlns:w10="urn:schemas-microsoft-com:office:word" xmlns:w="http://schemas.openxmlformats.org/wordprocessingml/2006/main" xmlns:w14="http://schemas.microsoft.com/office/word/2010/wordml" xmlns:w15="http://schemas.microsoft.com/office/word/2012/wordml" xmlns:w16cex="http://schemas.microsoft.com/office/word/2018/wordml/cex" xmlns:w16cid="http://schemas.microsoft.com/office/word/2016/wordml/cid" xmlns:w16="http://schemas.microsoft.com/office/word/2018/wordml" xmlns:w16sdtdh="http://schemas.microsoft.com/office/word/2020/wordml/sdtdatahash" xmlns:w16se="http://schemas.microsoft.com/office/word/2015/wordml/symex" xmlns:wpg="http://schemas.microsoft.com/office/word/2010/wordprocessingGroup" xmlns:wpi="http://schemas.microsoft.com/office/word/2010/wordprocessingInk" xmlns:wne="http://schemas.microsoft.com/office/word/2006/wordml" xmlns:wps="http://schemas.microsoft.com/office/word/2010/wordprocessingShape" mc:Ignorable="w14 w15 w16se w16cid w16 w16cex w16sdtdh wp14">
+<w:numbering xmlns:wpc="http://schemas.microsoft.com/office/word/2010/wordprocessingCanvas" xmlns:cx="http://schemas.microsoft.com/office/drawing/2014/chartex" xmlns:cx1="http://schemas.microsoft.com/office/drawing/2015/9/8/chartex" xmlns:cx2="http://schemas.microsoft.com/office/drawing/2015/10/21/chartex" xmlns:cx3="http://schemas.microsoft.com/office/drawing/2016/5/9/chartex" xmlns:cx4="http://schemas.microsoft.com/office/drawing/2016/5/10/chartex" xmlns:cx5="http://schemas.microsoft.com/office/drawing/2016/5/11/chartex" xmlns:cx6="http://schemas.microsoft.com/office/drawing/2016/5/12/chartex" xmlns:cx7="http://schemas.microsoft.com/office/drawing/2016/5/13/chartex" xmlns:cx8="http://schemas.microsoft.com/office/drawing/2016/5/14/chartex" xmlns:mc="http://schemas.openxmlformats.org/markup-compatibility/2006" xmlns:m="http://schemas.openxmlformats.org/officeDocument/2006/math" xmlns:aink="http://schemas.microsoft.com/office/drawing/2016/ink" xmlns:am3d="http://schemas.microsoft.com/office/drawing/2017/model3d" xmlns:oel="http://schemas.microsoft.com/office/2019/extlst" xmlns:r="http://schemas.openxmlformats.org/officeDocument/2006/relationships" xmlns:wp14="http://schemas.microsoft.com/office/word/2010/wordprocessingDrawing" xmlns:wp="http://schemas.openxmlformats.org/drawingml/2006/wordprocessingDrawing" xmlns:wpg="http://schemas.microsoft.com/office/word/2010/wordprocessingGroup" xmlns:wpi="http://schemas.microsoft.com/office/word/2010/wordprocessingInk" xmlns:wps="http://schemas.microsoft.com/office/word/2010/wordprocessingShape" xmlns:o="urn:schemas-microsoft-com:office:office" xmlns:v="urn:schemas-microsoft-com:vml" xmlns:w10="urn:schemas-microsoft-com:office:word" xmlns:w="http://schemas.openxmlformats.org/wordprocessingml/2006/main" xmlns:w14="http://schemas.microsoft.com/office/word/2010/wordml" xmlns:w15="http://schemas.microsoft.com/office/word/2012/wordml" xmlns:w16cex="http://schemas.microsoft.com/office/word/2018/wordml/cex" xmlns:w16cid="http://schemas.microsoft.com/office/word/2016/wordml/cid" xmlns:w16="http://schemas.microsoft.com/office/word/2018/wordml" xmlns:w16sdtdh="http://schemas.microsoft.com/office/word/2020/wordml/sdtdatahash" xmlns:w16sdtfl="http://schemas.microsoft.com/office/word/2024/wordml/sdtformatlock" xmlns:w16se="http://schemas.microsoft.com/office/word/2015/wordml/symex" xmlns:w16du="http://schemas.microsoft.com/office/word/2023/wordml/word16du" xmlns:wne="http://schemas.microsoft.com/office/word/2006/wordml" mc:Ignorable="w14 w15 w16se w16cid w16 w16cex w16sdtdh w16sdtfl w16du wp14">
   <w:abstractNum w:abstractNumId="0" w15:restartNumberingAfterBreak="0">
     <w:nsid w:val="11175269"/>
     <w:multiLevelType w:val="hybridMultilevel"/>
@@ -433,14 +526,14 @@
       </w:pPr>
     </w:lvl>
   </w:abstractNum>
-  <w:num w:numId="1">
+  <w:num w:numId="1" w16cid:durableId="1957716135">
     <w:abstractNumId w:val="0"/>
   </w:num>
 </w:numbering>
 </file>
 
 <file path=word/styles.xml><?xml version="1.0" encoding="utf-8"?>
-<w:styles xmlns:mc="http://schemas.openxmlformats.org/markup-compatibility/2006" xmlns:r="http://schemas.openxmlformats.org/officeDocument/2006/relationships" xmlns:w="http://schemas.openxmlformats.org/wordprocessingml/2006/main" xmlns:w14="http://schemas.microsoft.com/office/word/2010/wordml" xmlns:w15="http://schemas.microsoft.com/office/word/2012/wordml" xmlns:w16cex="http://schemas.microsoft.com/office/word/2018/wordml/cex" xmlns:w16cid="http://schemas.microsoft.com/office/word/2016/wordml/cid" xmlns:w16="http://schemas.microsoft.com/office/word/2018/wordml" xmlns:w16sdtdh="http://schemas.microsoft.com/office/word/2020/wordml/sdtdatahash" xmlns:w16se="http://schemas.microsoft.com/office/word/2015/wordml/symex" mc:Ignorable="w14 w15 w16se w16cid w16 w16cex w16sdtdh">
+<w:styles xmlns:mc="http://schemas.openxmlformats.org/markup-compatibility/2006" xmlns:r="http://schemas.openxmlformats.org/officeDocument/2006/relationships" xmlns:w="http://schemas.openxmlformats.org/wordprocessingml/2006/main" xmlns:w14="http://schemas.microsoft.com/office/word/2010/wordml" xmlns:w15="http://schemas.microsoft.com/office/word/2012/wordml" xmlns:w16cex="http://schemas.microsoft.com/office/word/2018/wordml/cex" xmlns:w16cid="http://schemas.microsoft.com/office/word/2016/wordml/cid" xmlns:w16="http://schemas.microsoft.com/office/word/2018/wordml" xmlns:w16sdtdh="http://schemas.microsoft.com/office/word/2020/wordml/sdtdatahash" xmlns:w16sdtfl="http://schemas.microsoft.com/office/word/2024/wordml/sdtformatlock" xmlns:w16se="http://schemas.microsoft.com/office/word/2015/wordml/symex" xmlns:w16du="http://schemas.microsoft.com/office/word/2023/wordml/word16du" mc:Ignorable="w14 w15 w16se w16cid w16 w16cex w16sdtdh w16sdtfl w16du">
   <w:docDefaults>
     <w:rPrDefault>
       <w:rPr>
